--- a/public/docs/resume/2026-08/resume.docx
+++ b/public/docs/resume/2026-08/resume.docx
@@ -541,7 +541,7 @@
           <w:iCs/>
           <w:i/>
         </w:rPr>
-        <w:t xml:space="preserve">Software Engineer</w:t>
+        <w:t xml:space="preserve">Computer Scientist</w:t>
       </w:r>
       <w:r>
         <w:t xml:space="preserve"> </w:t>
